--- a/documents/diplomatic/032/transcription.docx
+++ b/documents/diplomatic/032/transcription.docx
@@ -36,26 +36,24 @@
         <w:ind w:left="0" w:right="0" w:firstLine="0"/>
         <w:jc w:val="left"/>
         <w:rPr>
-          <w:rFonts w:ascii="Times New Roman" w:cs="Times New Roman" w:eastAsia="Times New Roman" w:hAnsi="Times New Roman"/>
-          <w:b w:val="0"/>
-          <w:bCs w:val="0"/>
-          <w:i w:val="0"/>
-          <w:iCs w:val="0"/>
-          <w:smallCaps w:val="0"/>
-          <w:strike w:val="0"/>
-          <w:color w:val="000000"/>
-          <w:sz w:val="24"/>
-          <w:szCs w:val="24"/>
-          <w:u w:val="none"/>
-          <w:shd w:fill="auto" w:val="clear"/>
-          <w:vertAlign w:val="baseline"/>
-        </w:rPr>
-      </w:pPr>
-      <w:r>
-        <w:rPr>
-          <w:rFonts w:ascii="Times New Roman" w:cs="Times New Roman" w:eastAsia="Times New Roman" w:hAnsi="Times New Roman"/>
-          <w:b w:val="0"/>
-          <w:bCs w:val="0"/>
+          <w:b w:val="1"/>
+          <w:bCs w:val="1"/>
+          <w:i w:val="0"/>
+          <w:iCs w:val="0"/>
+          <w:smallCaps w:val="0"/>
+          <w:strike w:val="0"/>
+          <w:color w:val="000000"/>
+          <w:sz w:val="24"/>
+          <w:szCs w:val="24"/>
+          <w:u w:val="none"/>
+          <w:shd w:fill="auto" w:val="clear"/>
+          <w:vertAlign w:val="baseline"/>
+        </w:rPr>
+      </w:pPr>
+      <w:r>
+        <w:rPr>
+          <w:b w:val="1"/>
+          <w:bCs w:val="1"/>
           <w:i w:val="0"/>
           <w:iCs w:val="0"/>
           <w:smallCaps w:val="0"/>
@@ -89,26 +87,24 @@
         <w:ind w:left="0" w:right="0" w:firstLine="0"/>
         <w:jc w:val="left"/>
         <w:rPr>
-          <w:rFonts w:ascii="Times New Roman" w:cs="Times New Roman" w:eastAsia="Times New Roman" w:hAnsi="Times New Roman"/>
-          <w:b w:val="0"/>
-          <w:bCs w:val="0"/>
-          <w:i w:val="0"/>
-          <w:iCs w:val="0"/>
-          <w:smallCaps w:val="0"/>
-          <w:strike w:val="0"/>
-          <w:color w:val="000000"/>
-          <w:sz w:val="24"/>
-          <w:szCs w:val="24"/>
-          <w:u w:val="none"/>
-          <w:shd w:fill="auto" w:val="clear"/>
-          <w:vertAlign w:val="baseline"/>
-        </w:rPr>
-      </w:pPr>
-      <w:r>
-        <w:rPr>
-          <w:rFonts w:ascii="Times New Roman" w:cs="Times New Roman" w:eastAsia="Times New Roman" w:hAnsi="Times New Roman"/>
-          <w:b w:val="0"/>
-          <w:bCs w:val="0"/>
+          <w:b w:val="1"/>
+          <w:bCs w:val="1"/>
+          <w:i w:val="0"/>
+          <w:iCs w:val="0"/>
+          <w:smallCaps w:val="0"/>
+          <w:strike w:val="0"/>
+          <w:color w:val="000000"/>
+          <w:sz w:val="24"/>
+          <w:szCs w:val="24"/>
+          <w:u w:val="none"/>
+          <w:shd w:fill="auto" w:val="clear"/>
+          <w:vertAlign w:val="baseline"/>
+        </w:rPr>
+      </w:pPr>
+      <w:r>
+        <w:rPr>
+          <w:b w:val="1"/>
+          <w:bCs w:val="1"/>
           <w:i w:val="0"/>
           <w:iCs w:val="0"/>
           <w:smallCaps w:val="0"/>
@@ -144,26 +140,24 @@
         <w:ind w:left="0" w:right="0" w:firstLine="0"/>
         <w:jc w:val="left"/>
         <w:rPr>
-          <w:rFonts w:ascii="Times New Roman" w:cs="Times New Roman" w:eastAsia="Times New Roman" w:hAnsi="Times New Roman"/>
-          <w:b w:val="0"/>
-          <w:bCs w:val="0"/>
-          <w:i w:val="0"/>
-          <w:iCs w:val="0"/>
-          <w:smallCaps w:val="0"/>
-          <w:strike w:val="0"/>
-          <w:color w:val="000000"/>
-          <w:sz w:val="24"/>
-          <w:szCs w:val="24"/>
-          <w:u w:val="none"/>
-          <w:shd w:fill="auto" w:val="clear"/>
-          <w:vertAlign w:val="baseline"/>
-        </w:rPr>
-      </w:pPr>
-      <w:r>
-        <w:rPr>
-          <w:rFonts w:ascii="Times New Roman" w:cs="Times New Roman" w:eastAsia="Times New Roman" w:hAnsi="Times New Roman"/>
-          <w:b w:val="0"/>
-          <w:bCs w:val="0"/>
+          <w:b w:val="1"/>
+          <w:bCs w:val="1"/>
+          <w:i w:val="0"/>
+          <w:iCs w:val="0"/>
+          <w:smallCaps w:val="0"/>
+          <w:strike w:val="0"/>
+          <w:color w:val="000000"/>
+          <w:sz w:val="24"/>
+          <w:szCs w:val="24"/>
+          <w:u w:val="none"/>
+          <w:shd w:fill="auto" w:val="clear"/>
+          <w:vertAlign w:val="baseline"/>
+        </w:rPr>
+      </w:pPr>
+      <w:r>
+        <w:rPr>
+          <w:b w:val="1"/>
+          <w:bCs w:val="1"/>
           <w:i w:val="0"/>
           <w:iCs w:val="0"/>
           <w:smallCaps w:val="0"/>
@@ -199,26 +193,24 @@
         <w:ind w:left="0" w:right="0" w:firstLine="0"/>
         <w:jc w:val="left"/>
         <w:rPr>
-          <w:rFonts w:ascii="Times New Roman" w:cs="Times New Roman" w:eastAsia="Times New Roman" w:hAnsi="Times New Roman"/>
-          <w:b w:val="0"/>
-          <w:bCs w:val="0"/>
-          <w:i w:val="0"/>
-          <w:iCs w:val="0"/>
-          <w:smallCaps w:val="0"/>
-          <w:strike w:val="0"/>
-          <w:color w:val="000000"/>
-          <w:sz w:val="24"/>
-          <w:szCs w:val="24"/>
-          <w:u w:val="none"/>
-          <w:shd w:fill="auto" w:val="clear"/>
-          <w:vertAlign w:val="baseline"/>
-        </w:rPr>
-      </w:pPr>
-      <w:r>
-        <w:rPr>
-          <w:rFonts w:ascii="Times New Roman" w:cs="Times New Roman" w:eastAsia="Times New Roman" w:hAnsi="Times New Roman"/>
-          <w:b w:val="0"/>
-          <w:bCs w:val="0"/>
+          <w:b w:val="1"/>
+          <w:bCs w:val="1"/>
+          <w:i w:val="0"/>
+          <w:iCs w:val="0"/>
+          <w:smallCaps w:val="0"/>
+          <w:strike w:val="0"/>
+          <w:color w:val="000000"/>
+          <w:sz w:val="24"/>
+          <w:szCs w:val="24"/>
+          <w:u w:val="none"/>
+          <w:shd w:fill="auto" w:val="clear"/>
+          <w:vertAlign w:val="baseline"/>
+        </w:rPr>
+      </w:pPr>
+      <w:r>
+        <w:rPr>
+          <w:b w:val="1"/>
+          <w:bCs w:val="1"/>
           <w:i w:val="0"/>
           <w:iCs w:val="0"/>
           <w:smallCaps w:val="0"/>
@@ -235,15 +227,16 @@
       </w:r>
       <w:r>
         <w:rPr>
+          <w:b w:val="1"/>
+          <w:bCs w:val="1"/>
           <w:rtl w:val="0"/>
         </w:rPr>
         <w:t xml:space="preserve">temps</w:t>
       </w:r>
       <w:r>
         <w:rPr>
-          <w:rFonts w:ascii="Times New Roman" w:cs="Times New Roman" w:eastAsia="Times New Roman" w:hAnsi="Times New Roman"/>
-          <w:b w:val="0"/>
-          <w:bCs w:val="0"/>
+          <w:b w:val="1"/>
+          <w:bCs w:val="1"/>
           <w:i w:val="0"/>
           <w:iCs w:val="0"/>
           <w:smallCaps w:val="0"/>
@@ -277,26 +270,24 @@
         <w:ind w:left="0" w:right="0" w:firstLine="0"/>
         <w:jc w:val="left"/>
         <w:rPr>
-          <w:rFonts w:ascii="Times New Roman" w:cs="Times New Roman" w:eastAsia="Times New Roman" w:hAnsi="Times New Roman"/>
-          <w:b w:val="0"/>
-          <w:bCs w:val="0"/>
-          <w:i w:val="0"/>
-          <w:iCs w:val="0"/>
-          <w:smallCaps w:val="0"/>
-          <w:strike w:val="0"/>
-          <w:color w:val="000000"/>
-          <w:sz w:val="24"/>
-          <w:szCs w:val="24"/>
-          <w:u w:val="none"/>
-          <w:shd w:fill="auto" w:val="clear"/>
-          <w:vertAlign w:val="baseline"/>
-        </w:rPr>
-      </w:pPr>
-      <w:r>
-        <w:rPr>
-          <w:rFonts w:ascii="Times New Roman" w:cs="Times New Roman" w:eastAsia="Times New Roman" w:hAnsi="Times New Roman"/>
-          <w:b w:val="0"/>
-          <w:bCs w:val="0"/>
+          <w:b w:val="1"/>
+          <w:bCs w:val="1"/>
+          <w:i w:val="0"/>
+          <w:iCs w:val="0"/>
+          <w:smallCaps w:val="0"/>
+          <w:strike w:val="0"/>
+          <w:color w:val="000000"/>
+          <w:sz w:val="24"/>
+          <w:szCs w:val="24"/>
+          <w:u w:val="none"/>
+          <w:shd w:fill="auto" w:val="clear"/>
+          <w:vertAlign w:val="baseline"/>
+        </w:rPr>
+      </w:pPr>
+      <w:r>
+        <w:rPr>
+          <w:b w:val="1"/>
+          <w:bCs w:val="1"/>
           <w:i w:val="0"/>
           <w:iCs w:val="0"/>
           <w:smallCaps w:val="0"/>
@@ -330,26 +321,24 @@
         <w:ind w:left="0" w:right="0" w:firstLine="0"/>
         <w:jc w:val="left"/>
         <w:rPr>
-          <w:rFonts w:ascii="Times New Roman" w:cs="Times New Roman" w:eastAsia="Times New Roman" w:hAnsi="Times New Roman"/>
-          <w:b w:val="0"/>
-          <w:bCs w:val="0"/>
-          <w:i w:val="0"/>
-          <w:iCs w:val="0"/>
-          <w:smallCaps w:val="0"/>
-          <w:strike w:val="0"/>
-          <w:color w:val="000000"/>
-          <w:sz w:val="24"/>
-          <w:szCs w:val="24"/>
-          <w:u w:val="none"/>
-          <w:shd w:fill="auto" w:val="clear"/>
-          <w:vertAlign w:val="baseline"/>
-        </w:rPr>
-      </w:pPr>
-      <w:r>
-        <w:rPr>
-          <w:rFonts w:ascii="Times New Roman" w:cs="Times New Roman" w:eastAsia="Times New Roman" w:hAnsi="Times New Roman"/>
-          <w:b w:val="0"/>
-          <w:bCs w:val="0"/>
+          <w:b w:val="1"/>
+          <w:bCs w:val="1"/>
+          <w:i w:val="0"/>
+          <w:iCs w:val="0"/>
+          <w:smallCaps w:val="0"/>
+          <w:strike w:val="0"/>
+          <w:color w:val="000000"/>
+          <w:sz w:val="24"/>
+          <w:szCs w:val="24"/>
+          <w:u w:val="none"/>
+          <w:shd w:fill="auto" w:val="clear"/>
+          <w:vertAlign w:val="baseline"/>
+        </w:rPr>
+      </w:pPr>
+      <w:r>
+        <w:rPr>
+          <w:b w:val="1"/>
+          <w:bCs w:val="1"/>
           <w:i w:val="0"/>
           <w:iCs w:val="0"/>
           <w:smallCaps w:val="0"/>
@@ -383,26 +372,24 @@
         <w:ind w:left="0" w:right="0" w:firstLine="0"/>
         <w:jc w:val="left"/>
         <w:rPr>
-          <w:rFonts w:ascii="Times New Roman" w:cs="Times New Roman" w:eastAsia="Times New Roman" w:hAnsi="Times New Roman"/>
-          <w:b w:val="0"/>
-          <w:bCs w:val="0"/>
-          <w:i w:val="0"/>
-          <w:iCs w:val="0"/>
-          <w:smallCaps w:val="0"/>
-          <w:strike w:val="0"/>
-          <w:color w:val="000000"/>
-          <w:sz w:val="24"/>
-          <w:szCs w:val="24"/>
-          <w:u w:val="none"/>
-          <w:shd w:fill="auto" w:val="clear"/>
-          <w:vertAlign w:val="baseline"/>
-        </w:rPr>
-      </w:pPr>
-      <w:r>
-        <w:rPr>
-          <w:rFonts w:ascii="Times New Roman" w:cs="Times New Roman" w:eastAsia="Times New Roman" w:hAnsi="Times New Roman"/>
-          <w:b w:val="0"/>
-          <w:bCs w:val="0"/>
+          <w:b w:val="1"/>
+          <w:bCs w:val="1"/>
+          <w:i w:val="0"/>
+          <w:iCs w:val="0"/>
+          <w:smallCaps w:val="0"/>
+          <w:strike w:val="0"/>
+          <w:color w:val="000000"/>
+          <w:sz w:val="24"/>
+          <w:szCs w:val="24"/>
+          <w:u w:val="none"/>
+          <w:shd w:fill="auto" w:val="clear"/>
+          <w:vertAlign w:val="baseline"/>
+        </w:rPr>
+      </w:pPr>
+      <w:r>
+        <w:rPr>
+          <w:b w:val="1"/>
+          <w:bCs w:val="1"/>
           <w:i w:val="0"/>
           <w:iCs w:val="0"/>
           <w:smallCaps w:val="0"/>
@@ -436,26 +423,24 @@
         <w:ind w:left="0" w:right="0" w:firstLine="0"/>
         <w:jc w:val="left"/>
         <w:rPr>
-          <w:rFonts w:ascii="Times New Roman" w:cs="Times New Roman" w:eastAsia="Times New Roman" w:hAnsi="Times New Roman"/>
-          <w:b w:val="0"/>
-          <w:bCs w:val="0"/>
-          <w:i w:val="0"/>
-          <w:iCs w:val="0"/>
-          <w:smallCaps w:val="0"/>
-          <w:strike w:val="0"/>
-          <w:color w:val="000000"/>
-          <w:sz w:val="24"/>
-          <w:szCs w:val="24"/>
-          <w:u w:val="none"/>
-          <w:shd w:fill="auto" w:val="clear"/>
-          <w:vertAlign w:val="baseline"/>
-        </w:rPr>
-      </w:pPr>
-      <w:r>
-        <w:rPr>
-          <w:rFonts w:ascii="Times New Roman" w:cs="Times New Roman" w:eastAsia="Times New Roman" w:hAnsi="Times New Roman"/>
-          <w:b w:val="0"/>
-          <w:bCs w:val="0"/>
+          <w:b w:val="1"/>
+          <w:bCs w:val="1"/>
+          <w:i w:val="0"/>
+          <w:iCs w:val="0"/>
+          <w:smallCaps w:val="0"/>
+          <w:strike w:val="0"/>
+          <w:color w:val="000000"/>
+          <w:sz w:val="24"/>
+          <w:szCs w:val="24"/>
+          <w:u w:val="none"/>
+          <w:shd w:fill="auto" w:val="clear"/>
+          <w:vertAlign w:val="baseline"/>
+        </w:rPr>
+      </w:pPr>
+      <w:r>
+        <w:rPr>
+          <w:b w:val="1"/>
+          <w:bCs w:val="1"/>
           <w:i w:val="0"/>
           <w:iCs w:val="0"/>
           <w:smallCaps w:val="0"/>
@@ -1040,11 +1025,15 @@
     <w:p>
       <w:pPr>
         <w:rPr>
-          <w:color w:val="000000"/>
-        </w:rPr>
-      </w:pPr>
-      <w:r>
-        <w:rPr>
+          <w:b w:val="1"/>
+          <w:bCs w:val="1"/>
+          <w:color w:val="000000"/>
+        </w:rPr>
+      </w:pPr>
+      <w:r>
+        <w:rPr>
+          <w:b w:val="1"/>
+          <w:bCs w:val="1"/>
           <w:color w:val="000000"/>
           <w:rtl w:val="0"/>
         </w:rPr>
@@ -1056,53 +1045,53 @@
     <w:p>
       <w:pPr>
         <w:rPr>
-          <w:color w:val="000000"/>
-        </w:rPr>
-      </w:pPr>
-      <w:r>
-        <w:rPr>
-          <w:rtl w:val="0"/>
-        </w:rPr>
-      </w:r>
-    </w:p>
-    <w:p>
-      <w:pPr>
-        <w:keepNext w:val="0"/>
-        <w:keepLines w:val="0"/>
-        <w:pageBreakBefore w:val="0"/>
-        <w:widowControl w:val="1"/>
-        <w:pBdr>
-          <w:top w:space="0" w:sz="0" w:val="nil"/>
-          <w:left w:space="0" w:sz="0" w:val="nil"/>
-          <w:bottom w:space="0" w:sz="0" w:val="nil"/>
-          <w:right w:space="0" w:sz="0" w:val="nil"/>
-          <w:between w:space="0" w:sz="0" w:val="nil"/>
-        </w:pBdr>
-        <w:shd w:fill="auto" w:val="clear"/>
-        <w:spacing w:after="0" w:before="0" w:line="240" w:lineRule="auto"/>
-        <w:ind w:left="0" w:right="0" w:firstLine="0"/>
-        <w:jc w:val="left"/>
-        <w:rPr>
-          <w:rFonts w:ascii="Times New Roman" w:cs="Times New Roman" w:eastAsia="Times New Roman" w:hAnsi="Times New Roman"/>
-          <w:b w:val="0"/>
-          <w:bCs w:val="0"/>
-          <w:i w:val="0"/>
-          <w:iCs w:val="0"/>
-          <w:smallCaps w:val="0"/>
-          <w:strike w:val="0"/>
-          <w:color w:val="000000"/>
-          <w:sz w:val="24"/>
-          <w:szCs w:val="24"/>
-          <w:u w:val="none"/>
-          <w:shd w:fill="auto" w:val="clear"/>
-          <w:vertAlign w:val="baseline"/>
-        </w:rPr>
-      </w:pPr>
-      <w:r>
-        <w:rPr>
-          <w:rFonts w:ascii="Times New Roman" w:cs="Times New Roman" w:eastAsia="Times New Roman" w:hAnsi="Times New Roman"/>
-          <w:b w:val="0"/>
-          <w:bCs w:val="0"/>
+          <w:b w:val="1"/>
+          <w:bCs w:val="1"/>
+          <w:color w:val="000000"/>
+        </w:rPr>
+      </w:pPr>
+      <w:r>
+        <w:rPr>
+          <w:rtl w:val="0"/>
+        </w:rPr>
+      </w:r>
+    </w:p>
+    <w:p>
+      <w:pPr>
+        <w:keepNext w:val="0"/>
+        <w:keepLines w:val="0"/>
+        <w:pageBreakBefore w:val="0"/>
+        <w:widowControl w:val="1"/>
+        <w:pBdr>
+          <w:top w:space="0" w:sz="0" w:val="nil"/>
+          <w:left w:space="0" w:sz="0" w:val="nil"/>
+          <w:bottom w:space="0" w:sz="0" w:val="nil"/>
+          <w:right w:space="0" w:sz="0" w:val="nil"/>
+          <w:between w:space="0" w:sz="0" w:val="nil"/>
+        </w:pBdr>
+        <w:shd w:fill="auto" w:val="clear"/>
+        <w:spacing w:after="0" w:before="0" w:line="240" w:lineRule="auto"/>
+        <w:ind w:left="0" w:right="0" w:firstLine="0"/>
+        <w:jc w:val="left"/>
+        <w:rPr>
+          <w:b w:val="1"/>
+          <w:bCs w:val="1"/>
+          <w:i w:val="0"/>
+          <w:iCs w:val="0"/>
+          <w:smallCaps w:val="0"/>
+          <w:strike w:val="0"/>
+          <w:color w:val="000000"/>
+          <w:sz w:val="24"/>
+          <w:szCs w:val="24"/>
+          <w:u w:val="none"/>
+          <w:shd w:fill="auto" w:val="clear"/>
+          <w:vertAlign w:val="baseline"/>
+        </w:rPr>
+      </w:pPr>
+      <w:r>
+        <w:rPr>
+          <w:b w:val="1"/>
+          <w:bCs w:val="1"/>
           <w:i w:val="0"/>
           <w:iCs w:val="0"/>
           <w:smallCaps w:val="0"/>
@@ -1136,26 +1125,24 @@
         <w:ind w:left="0" w:right="0" w:firstLine="0"/>
         <w:jc w:val="left"/>
         <w:rPr>
-          <w:rFonts w:ascii="Times New Roman" w:cs="Times New Roman" w:eastAsia="Times New Roman" w:hAnsi="Times New Roman"/>
-          <w:b w:val="0"/>
-          <w:bCs w:val="0"/>
-          <w:i w:val="0"/>
-          <w:iCs w:val="0"/>
-          <w:smallCaps w:val="0"/>
-          <w:strike w:val="0"/>
-          <w:color w:val="000000"/>
-          <w:sz w:val="24"/>
-          <w:szCs w:val="24"/>
-          <w:u w:val="none"/>
-          <w:shd w:fill="auto" w:val="clear"/>
-          <w:vertAlign w:val="baseline"/>
-        </w:rPr>
-      </w:pPr>
-      <w:r>
-        <w:rPr>
-          <w:rFonts w:ascii="Times New Roman" w:cs="Times New Roman" w:eastAsia="Times New Roman" w:hAnsi="Times New Roman"/>
-          <w:b w:val="0"/>
-          <w:bCs w:val="0"/>
+          <w:b w:val="1"/>
+          <w:bCs w:val="1"/>
+          <w:i w:val="0"/>
+          <w:iCs w:val="0"/>
+          <w:smallCaps w:val="0"/>
+          <w:strike w:val="0"/>
+          <w:color w:val="000000"/>
+          <w:sz w:val="24"/>
+          <w:szCs w:val="24"/>
+          <w:u w:val="none"/>
+          <w:shd w:fill="auto" w:val="clear"/>
+          <w:vertAlign w:val="baseline"/>
+        </w:rPr>
+      </w:pPr>
+      <w:r>
+        <w:rPr>
+          <w:b w:val="1"/>
+          <w:bCs w:val="1"/>
           <w:i w:val="0"/>
           <w:iCs w:val="0"/>
           <w:smallCaps w:val="0"/>
@@ -1189,26 +1176,24 @@
         <w:ind w:left="0" w:right="0" w:firstLine="0"/>
         <w:jc w:val="left"/>
         <w:rPr>
-          <w:rFonts w:ascii="Times New Roman" w:cs="Times New Roman" w:eastAsia="Times New Roman" w:hAnsi="Times New Roman"/>
-          <w:b w:val="0"/>
-          <w:bCs w:val="0"/>
-          <w:i w:val="0"/>
-          <w:iCs w:val="0"/>
-          <w:smallCaps w:val="0"/>
-          <w:strike w:val="0"/>
-          <w:color w:val="000000"/>
-          <w:sz w:val="24"/>
-          <w:szCs w:val="24"/>
-          <w:u w:val="none"/>
-          <w:shd w:fill="auto" w:val="clear"/>
-          <w:vertAlign w:val="baseline"/>
-        </w:rPr>
-      </w:pPr>
-      <w:r>
-        <w:rPr>
-          <w:rFonts w:ascii="Times New Roman" w:cs="Times New Roman" w:eastAsia="Times New Roman" w:hAnsi="Times New Roman"/>
-          <w:b w:val="0"/>
-          <w:bCs w:val="0"/>
+          <w:b w:val="1"/>
+          <w:bCs w:val="1"/>
+          <w:i w:val="0"/>
+          <w:iCs w:val="0"/>
+          <w:smallCaps w:val="0"/>
+          <w:strike w:val="0"/>
+          <w:color w:val="000000"/>
+          <w:sz w:val="24"/>
+          <w:szCs w:val="24"/>
+          <w:u w:val="none"/>
+          <w:shd w:fill="auto" w:val="clear"/>
+          <w:vertAlign w:val="baseline"/>
+        </w:rPr>
+      </w:pPr>
+      <w:r>
+        <w:rPr>
+          <w:b w:val="1"/>
+          <w:bCs w:val="1"/>
           <w:i w:val="0"/>
           <w:iCs w:val="0"/>
           <w:smallCaps w:val="0"/>
@@ -1242,26 +1227,24 @@
         <w:ind w:left="0" w:right="0" w:firstLine="0"/>
         <w:jc w:val="left"/>
         <w:rPr>
-          <w:rFonts w:ascii="Times New Roman" w:cs="Times New Roman" w:eastAsia="Times New Roman" w:hAnsi="Times New Roman"/>
-          <w:b w:val="0"/>
-          <w:bCs w:val="0"/>
-          <w:i w:val="0"/>
-          <w:iCs w:val="0"/>
-          <w:smallCaps w:val="0"/>
-          <w:strike w:val="0"/>
-          <w:color w:val="000000"/>
-          <w:sz w:val="24"/>
-          <w:szCs w:val="24"/>
-          <w:u w:val="none"/>
-          <w:shd w:fill="auto" w:val="clear"/>
-          <w:vertAlign w:val="baseline"/>
-        </w:rPr>
-      </w:pPr>
-      <w:r>
-        <w:rPr>
-          <w:rFonts w:ascii="Times New Roman" w:cs="Times New Roman" w:eastAsia="Times New Roman" w:hAnsi="Times New Roman"/>
-          <w:b w:val="0"/>
-          <w:bCs w:val="0"/>
+          <w:b w:val="1"/>
+          <w:bCs w:val="1"/>
+          <w:i w:val="0"/>
+          <w:iCs w:val="0"/>
+          <w:smallCaps w:val="0"/>
+          <w:strike w:val="0"/>
+          <w:color w:val="000000"/>
+          <w:sz w:val="24"/>
+          <w:szCs w:val="24"/>
+          <w:u w:val="none"/>
+          <w:shd w:fill="auto" w:val="clear"/>
+          <w:vertAlign w:val="baseline"/>
+        </w:rPr>
+      </w:pPr>
+      <w:r>
+        <w:rPr>
+          <w:b w:val="1"/>
+          <w:bCs w:val="1"/>
           <w:i w:val="0"/>
           <w:iCs w:val="0"/>
           <w:smallCaps w:val="0"/>
@@ -1295,26 +1278,24 @@
         <w:ind w:left="0" w:right="0" w:firstLine="0"/>
         <w:jc w:val="left"/>
         <w:rPr>
-          <w:rFonts w:ascii="Times New Roman" w:cs="Times New Roman" w:eastAsia="Times New Roman" w:hAnsi="Times New Roman"/>
-          <w:b w:val="0"/>
-          <w:bCs w:val="0"/>
-          <w:i w:val="0"/>
-          <w:iCs w:val="0"/>
-          <w:smallCaps w:val="0"/>
-          <w:strike w:val="0"/>
-          <w:color w:val="000000"/>
-          <w:sz w:val="24"/>
-          <w:szCs w:val="24"/>
-          <w:u w:val="none"/>
-          <w:shd w:fill="auto" w:val="clear"/>
-          <w:vertAlign w:val="baseline"/>
-        </w:rPr>
-      </w:pPr>
-      <w:r>
-        <w:rPr>
-          <w:rFonts w:ascii="Times New Roman" w:cs="Times New Roman" w:eastAsia="Times New Roman" w:hAnsi="Times New Roman"/>
-          <w:b w:val="0"/>
-          <w:bCs w:val="0"/>
+          <w:b w:val="1"/>
+          <w:bCs w:val="1"/>
+          <w:i w:val="0"/>
+          <w:iCs w:val="0"/>
+          <w:smallCaps w:val="0"/>
+          <w:strike w:val="0"/>
+          <w:color w:val="000000"/>
+          <w:sz w:val="24"/>
+          <w:szCs w:val="24"/>
+          <w:u w:val="none"/>
+          <w:shd w:fill="auto" w:val="clear"/>
+          <w:vertAlign w:val="baseline"/>
+        </w:rPr>
+      </w:pPr>
+      <w:r>
+        <w:rPr>
+          <w:b w:val="1"/>
+          <w:bCs w:val="1"/>
           <w:i w:val="0"/>
           <w:iCs w:val="0"/>
           <w:smallCaps w:val="0"/>
@@ -1348,26 +1329,24 @@
         <w:ind w:left="0" w:right="0" w:firstLine="0"/>
         <w:jc w:val="left"/>
         <w:rPr>
-          <w:rFonts w:ascii="Times New Roman" w:cs="Times New Roman" w:eastAsia="Times New Roman" w:hAnsi="Times New Roman"/>
-          <w:b w:val="0"/>
-          <w:bCs w:val="0"/>
-          <w:i w:val="0"/>
-          <w:iCs w:val="0"/>
-          <w:smallCaps w:val="0"/>
-          <w:strike w:val="0"/>
-          <w:color w:val="000000"/>
-          <w:sz w:val="24"/>
-          <w:szCs w:val="24"/>
-          <w:u w:val="none"/>
-          <w:shd w:fill="auto" w:val="clear"/>
-          <w:vertAlign w:val="baseline"/>
-        </w:rPr>
-      </w:pPr>
-      <w:r>
-        <w:rPr>
-          <w:rFonts w:ascii="Times New Roman" w:cs="Times New Roman" w:eastAsia="Times New Roman" w:hAnsi="Times New Roman"/>
-          <w:b w:val="0"/>
-          <w:bCs w:val="0"/>
+          <w:b w:val="1"/>
+          <w:bCs w:val="1"/>
+          <w:i w:val="0"/>
+          <w:iCs w:val="0"/>
+          <w:smallCaps w:val="0"/>
+          <w:strike w:val="0"/>
+          <w:color w:val="000000"/>
+          <w:sz w:val="24"/>
+          <w:szCs w:val="24"/>
+          <w:u w:val="none"/>
+          <w:shd w:fill="auto" w:val="clear"/>
+          <w:vertAlign w:val="baseline"/>
+        </w:rPr>
+      </w:pPr>
+      <w:r>
+        <w:rPr>
+          <w:b w:val="1"/>
+          <w:bCs w:val="1"/>
           <w:i w:val="0"/>
           <w:iCs w:val="0"/>
           <w:smallCaps w:val="0"/>
@@ -1401,26 +1380,24 @@
         <w:ind w:left="0" w:right="0" w:firstLine="0"/>
         <w:jc w:val="left"/>
         <w:rPr>
-          <w:rFonts w:ascii="Times New Roman" w:cs="Times New Roman" w:eastAsia="Times New Roman" w:hAnsi="Times New Roman"/>
-          <w:b w:val="0"/>
-          <w:bCs w:val="0"/>
-          <w:i w:val="0"/>
-          <w:iCs w:val="0"/>
-          <w:smallCaps w:val="0"/>
-          <w:strike w:val="0"/>
-          <w:color w:val="000000"/>
-          <w:sz w:val="24"/>
-          <w:szCs w:val="24"/>
-          <w:u w:val="none"/>
-          <w:shd w:fill="auto" w:val="clear"/>
-          <w:vertAlign w:val="baseline"/>
-        </w:rPr>
-      </w:pPr>
-      <w:r>
-        <w:rPr>
-          <w:rFonts w:ascii="Times New Roman" w:cs="Times New Roman" w:eastAsia="Times New Roman" w:hAnsi="Times New Roman"/>
-          <w:b w:val="0"/>
-          <w:bCs w:val="0"/>
+          <w:b w:val="1"/>
+          <w:bCs w:val="1"/>
+          <w:i w:val="0"/>
+          <w:iCs w:val="0"/>
+          <w:smallCaps w:val="0"/>
+          <w:strike w:val="0"/>
+          <w:color w:val="000000"/>
+          <w:sz w:val="24"/>
+          <w:szCs w:val="24"/>
+          <w:u w:val="none"/>
+          <w:shd w:fill="auto" w:val="clear"/>
+          <w:vertAlign w:val="baseline"/>
+        </w:rPr>
+      </w:pPr>
+      <w:r>
+        <w:rPr>
+          <w:b w:val="1"/>
+          <w:bCs w:val="1"/>
           <w:i w:val="0"/>
           <w:iCs w:val="0"/>
           <w:smallCaps w:val="0"/>
@@ -1454,26 +1431,24 @@
         <w:ind w:left="0" w:right="0" w:firstLine="0"/>
         <w:jc w:val="left"/>
         <w:rPr>
-          <w:rFonts w:ascii="Times New Roman" w:cs="Times New Roman" w:eastAsia="Times New Roman" w:hAnsi="Times New Roman"/>
-          <w:b w:val="0"/>
-          <w:bCs w:val="0"/>
-          <w:i w:val="0"/>
-          <w:iCs w:val="0"/>
-          <w:smallCaps w:val="0"/>
-          <w:strike w:val="0"/>
-          <w:color w:val="000000"/>
-          <w:sz w:val="24"/>
-          <w:szCs w:val="24"/>
-          <w:u w:val="none"/>
-          <w:shd w:fill="auto" w:val="clear"/>
-          <w:vertAlign w:val="baseline"/>
-        </w:rPr>
-      </w:pPr>
-      <w:r>
-        <w:rPr>
-          <w:rFonts w:ascii="Times New Roman" w:cs="Times New Roman" w:eastAsia="Times New Roman" w:hAnsi="Times New Roman"/>
-          <w:b w:val="0"/>
-          <w:bCs w:val="0"/>
+          <w:b w:val="1"/>
+          <w:bCs w:val="1"/>
+          <w:i w:val="0"/>
+          <w:iCs w:val="0"/>
+          <w:smallCaps w:val="0"/>
+          <w:strike w:val="0"/>
+          <w:color w:val="000000"/>
+          <w:sz w:val="24"/>
+          <w:szCs w:val="24"/>
+          <w:u w:val="none"/>
+          <w:shd w:fill="auto" w:val="clear"/>
+          <w:vertAlign w:val="baseline"/>
+        </w:rPr>
+      </w:pPr>
+      <w:r>
+        <w:rPr>
+          <w:b w:val="1"/>
+          <w:bCs w:val="1"/>
           <w:i w:val="0"/>
           <w:iCs w:val="0"/>
           <w:smallCaps w:val="0"/>
@@ -1507,26 +1482,24 @@
         <w:ind w:left="0" w:right="0" w:firstLine="0"/>
         <w:jc w:val="left"/>
         <w:rPr>
-          <w:rFonts w:ascii="Times New Roman" w:cs="Times New Roman" w:eastAsia="Times New Roman" w:hAnsi="Times New Roman"/>
-          <w:b w:val="0"/>
-          <w:bCs w:val="0"/>
-          <w:i w:val="0"/>
-          <w:iCs w:val="0"/>
-          <w:smallCaps w:val="0"/>
-          <w:strike w:val="0"/>
-          <w:color w:val="000000"/>
-          <w:sz w:val="24"/>
-          <w:szCs w:val="24"/>
-          <w:u w:val="none"/>
-          <w:shd w:fill="auto" w:val="clear"/>
-          <w:vertAlign w:val="baseline"/>
-        </w:rPr>
-      </w:pPr>
-      <w:r>
-        <w:rPr>
-          <w:rFonts w:ascii="Times New Roman" w:cs="Times New Roman" w:eastAsia="Times New Roman" w:hAnsi="Times New Roman"/>
-          <w:b w:val="0"/>
-          <w:bCs w:val="0"/>
+          <w:b w:val="1"/>
+          <w:bCs w:val="1"/>
+          <w:i w:val="0"/>
+          <w:iCs w:val="0"/>
+          <w:smallCaps w:val="0"/>
+          <w:strike w:val="0"/>
+          <w:color w:val="000000"/>
+          <w:sz w:val="24"/>
+          <w:szCs w:val="24"/>
+          <w:u w:val="none"/>
+          <w:shd w:fill="auto" w:val="clear"/>
+          <w:vertAlign w:val="baseline"/>
+        </w:rPr>
+      </w:pPr>
+      <w:r>
+        <w:rPr>
+          <w:b w:val="1"/>
+          <w:bCs w:val="1"/>
           <w:i w:val="0"/>
           <w:iCs w:val="0"/>
           <w:smallCaps w:val="0"/>
@@ -1560,26 +1533,24 @@
         <w:ind w:left="0" w:right="0" w:firstLine="0"/>
         <w:jc w:val="left"/>
         <w:rPr>
-          <w:rFonts w:ascii="Times New Roman" w:cs="Times New Roman" w:eastAsia="Times New Roman" w:hAnsi="Times New Roman"/>
-          <w:b w:val="0"/>
-          <w:bCs w:val="0"/>
-          <w:i w:val="0"/>
-          <w:iCs w:val="0"/>
-          <w:smallCaps w:val="0"/>
-          <w:strike w:val="0"/>
-          <w:color w:val="000000"/>
-          <w:sz w:val="24"/>
-          <w:szCs w:val="24"/>
-          <w:u w:val="none"/>
-          <w:shd w:fill="auto" w:val="clear"/>
-          <w:vertAlign w:val="baseline"/>
-        </w:rPr>
-      </w:pPr>
-      <w:r>
-        <w:rPr>
-          <w:rFonts w:ascii="Times New Roman" w:cs="Times New Roman" w:eastAsia="Times New Roman" w:hAnsi="Times New Roman"/>
-          <w:b w:val="0"/>
-          <w:bCs w:val="0"/>
+          <w:b w:val="1"/>
+          <w:bCs w:val="1"/>
+          <w:i w:val="0"/>
+          <w:iCs w:val="0"/>
+          <w:smallCaps w:val="0"/>
+          <w:strike w:val="0"/>
+          <w:color w:val="000000"/>
+          <w:sz w:val="24"/>
+          <w:szCs w:val="24"/>
+          <w:u w:val="none"/>
+          <w:shd w:fill="auto" w:val="clear"/>
+          <w:vertAlign w:val="baseline"/>
+        </w:rPr>
+      </w:pPr>
+      <w:r>
+        <w:rPr>
+          <w:b w:val="1"/>
+          <w:bCs w:val="1"/>
           <w:i w:val="0"/>
           <w:iCs w:val="0"/>
           <w:smallCaps w:val="0"/>
@@ -1613,26 +1584,24 @@
         <w:ind w:left="0" w:right="0" w:firstLine="0"/>
         <w:jc w:val="left"/>
         <w:rPr>
-          <w:rFonts w:ascii="Times New Roman" w:cs="Times New Roman" w:eastAsia="Times New Roman" w:hAnsi="Times New Roman"/>
-          <w:b w:val="0"/>
-          <w:bCs w:val="0"/>
-          <w:i w:val="0"/>
-          <w:iCs w:val="0"/>
-          <w:smallCaps w:val="0"/>
-          <w:strike w:val="0"/>
-          <w:color w:val="000000"/>
-          <w:sz w:val="24"/>
-          <w:szCs w:val="24"/>
-          <w:u w:val="none"/>
-          <w:shd w:fill="auto" w:val="clear"/>
-          <w:vertAlign w:val="baseline"/>
-        </w:rPr>
-      </w:pPr>
-      <w:r>
-        <w:rPr>
-          <w:rFonts w:ascii="Times New Roman" w:cs="Times New Roman" w:eastAsia="Times New Roman" w:hAnsi="Times New Roman"/>
-          <w:b w:val="0"/>
-          <w:bCs w:val="0"/>
+          <w:b w:val="1"/>
+          <w:bCs w:val="1"/>
+          <w:i w:val="0"/>
+          <w:iCs w:val="0"/>
+          <w:smallCaps w:val="0"/>
+          <w:strike w:val="0"/>
+          <w:color w:val="000000"/>
+          <w:sz w:val="24"/>
+          <w:szCs w:val="24"/>
+          <w:u w:val="none"/>
+          <w:shd w:fill="auto" w:val="clear"/>
+          <w:vertAlign w:val="baseline"/>
+        </w:rPr>
+      </w:pPr>
+      <w:r>
+        <w:rPr>
+          <w:b w:val="1"/>
+          <w:bCs w:val="1"/>
           <w:i w:val="0"/>
           <w:iCs w:val="0"/>
           <w:smallCaps w:val="0"/>
@@ -1666,26 +1635,24 @@
         <w:ind w:left="0" w:right="0" w:firstLine="0"/>
         <w:jc w:val="left"/>
         <w:rPr>
-          <w:rFonts w:ascii="Times New Roman" w:cs="Times New Roman" w:eastAsia="Times New Roman" w:hAnsi="Times New Roman"/>
-          <w:b w:val="0"/>
-          <w:bCs w:val="0"/>
-          <w:i w:val="0"/>
-          <w:iCs w:val="0"/>
-          <w:smallCaps w:val="0"/>
-          <w:strike w:val="0"/>
-          <w:color w:val="000000"/>
-          <w:sz w:val="24"/>
-          <w:szCs w:val="24"/>
-          <w:u w:val="none"/>
-          <w:shd w:fill="auto" w:val="clear"/>
-          <w:vertAlign w:val="baseline"/>
-        </w:rPr>
-      </w:pPr>
-      <w:r>
-        <w:rPr>
-          <w:rFonts w:ascii="Times New Roman" w:cs="Times New Roman" w:eastAsia="Times New Roman" w:hAnsi="Times New Roman"/>
-          <w:b w:val="0"/>
-          <w:bCs w:val="0"/>
+          <w:b w:val="1"/>
+          <w:bCs w:val="1"/>
+          <w:i w:val="0"/>
+          <w:iCs w:val="0"/>
+          <w:smallCaps w:val="0"/>
+          <w:strike w:val="0"/>
+          <w:color w:val="000000"/>
+          <w:sz w:val="24"/>
+          <w:szCs w:val="24"/>
+          <w:u w:val="none"/>
+          <w:shd w:fill="auto" w:val="clear"/>
+          <w:vertAlign w:val="baseline"/>
+        </w:rPr>
+      </w:pPr>
+      <w:r>
+        <w:rPr>
+          <w:b w:val="1"/>
+          <w:bCs w:val="1"/>
           <w:i w:val="0"/>
           <w:iCs w:val="0"/>
           <w:smallCaps w:val="0"/>
@@ -1719,26 +1686,24 @@
         <w:ind w:left="0" w:right="0" w:firstLine="0"/>
         <w:jc w:val="left"/>
         <w:rPr>
-          <w:rFonts w:ascii="Times New Roman" w:cs="Times New Roman" w:eastAsia="Times New Roman" w:hAnsi="Times New Roman"/>
-          <w:b w:val="0"/>
-          <w:bCs w:val="0"/>
-          <w:i w:val="0"/>
-          <w:iCs w:val="0"/>
-          <w:smallCaps w:val="0"/>
-          <w:strike w:val="0"/>
-          <w:color w:val="000000"/>
-          <w:sz w:val="24"/>
-          <w:szCs w:val="24"/>
-          <w:u w:val="none"/>
-          <w:shd w:fill="auto" w:val="clear"/>
-          <w:vertAlign w:val="baseline"/>
-        </w:rPr>
-      </w:pPr>
-      <w:r>
-        <w:rPr>
-          <w:rFonts w:ascii="Times New Roman" w:cs="Times New Roman" w:eastAsia="Times New Roman" w:hAnsi="Times New Roman"/>
-          <w:b w:val="0"/>
-          <w:bCs w:val="0"/>
+          <w:b w:val="1"/>
+          <w:bCs w:val="1"/>
+          <w:i w:val="0"/>
+          <w:iCs w:val="0"/>
+          <w:smallCaps w:val="0"/>
+          <w:strike w:val="0"/>
+          <w:color w:val="000000"/>
+          <w:sz w:val="24"/>
+          <w:szCs w:val="24"/>
+          <w:u w:val="none"/>
+          <w:shd w:fill="auto" w:val="clear"/>
+          <w:vertAlign w:val="baseline"/>
+        </w:rPr>
+      </w:pPr>
+      <w:r>
+        <w:rPr>
+          <w:b w:val="1"/>
+          <w:bCs w:val="1"/>
           <w:i w:val="0"/>
           <w:iCs w:val="0"/>
           <w:smallCaps w:val="0"/>
@@ -1772,26 +1737,24 @@
         <w:ind w:left="0" w:right="0" w:firstLine="0"/>
         <w:jc w:val="left"/>
         <w:rPr>
-          <w:rFonts w:ascii="Times New Roman" w:cs="Times New Roman" w:eastAsia="Times New Roman" w:hAnsi="Times New Roman"/>
-          <w:b w:val="0"/>
-          <w:bCs w:val="0"/>
-          <w:i w:val="0"/>
-          <w:iCs w:val="0"/>
-          <w:smallCaps w:val="0"/>
-          <w:strike w:val="0"/>
-          <w:color w:val="000000"/>
-          <w:sz w:val="24"/>
-          <w:szCs w:val="24"/>
-          <w:u w:val="none"/>
-          <w:shd w:fill="auto" w:val="clear"/>
-          <w:vertAlign w:val="baseline"/>
-        </w:rPr>
-      </w:pPr>
-      <w:r>
-        <w:rPr>
-          <w:rFonts w:ascii="Times New Roman" w:cs="Times New Roman" w:eastAsia="Times New Roman" w:hAnsi="Times New Roman"/>
-          <w:b w:val="0"/>
-          <w:bCs w:val="0"/>
+          <w:b w:val="1"/>
+          <w:bCs w:val="1"/>
+          <w:i w:val="0"/>
+          <w:iCs w:val="0"/>
+          <w:smallCaps w:val="0"/>
+          <w:strike w:val="0"/>
+          <w:color w:val="000000"/>
+          <w:sz w:val="24"/>
+          <w:szCs w:val="24"/>
+          <w:u w:val="none"/>
+          <w:shd w:fill="auto" w:val="clear"/>
+          <w:vertAlign w:val="baseline"/>
+        </w:rPr>
+      </w:pPr>
+      <w:r>
+        <w:rPr>
+          <w:b w:val="1"/>
+          <w:bCs w:val="1"/>
           <w:i w:val="0"/>
           <w:iCs w:val="0"/>
           <w:smallCaps w:val="0"/>
@@ -1825,26 +1788,24 @@
         <w:ind w:left="0" w:right="0" w:firstLine="0"/>
         <w:jc w:val="left"/>
         <w:rPr>
-          <w:rFonts w:ascii="Times New Roman" w:cs="Times New Roman" w:eastAsia="Times New Roman" w:hAnsi="Times New Roman"/>
-          <w:b w:val="0"/>
-          <w:bCs w:val="0"/>
-          <w:i w:val="0"/>
-          <w:iCs w:val="0"/>
-          <w:smallCaps w:val="0"/>
-          <w:strike w:val="0"/>
-          <w:color w:val="000000"/>
-          <w:sz w:val="24"/>
-          <w:szCs w:val="24"/>
-          <w:u w:val="none"/>
-          <w:shd w:fill="auto" w:val="clear"/>
-          <w:vertAlign w:val="baseline"/>
-        </w:rPr>
-      </w:pPr>
-      <w:r>
-        <w:rPr>
-          <w:rFonts w:ascii="Times New Roman" w:cs="Times New Roman" w:eastAsia="Times New Roman" w:hAnsi="Times New Roman"/>
-          <w:b w:val="0"/>
-          <w:bCs w:val="0"/>
+          <w:b w:val="1"/>
+          <w:bCs w:val="1"/>
+          <w:i w:val="0"/>
+          <w:iCs w:val="0"/>
+          <w:smallCaps w:val="0"/>
+          <w:strike w:val="0"/>
+          <w:color w:val="000000"/>
+          <w:sz w:val="24"/>
+          <w:szCs w:val="24"/>
+          <w:u w:val="none"/>
+          <w:shd w:fill="auto" w:val="clear"/>
+          <w:vertAlign w:val="baseline"/>
+        </w:rPr>
+      </w:pPr>
+      <w:r>
+        <w:rPr>
+          <w:b w:val="1"/>
+          <w:bCs w:val="1"/>
           <w:i w:val="0"/>
           <w:iCs w:val="0"/>
           <w:smallCaps w:val="0"/>
@@ -1877,7 +1838,10 @@
         <w:spacing w:after="0" w:before="0" w:line="240" w:lineRule="auto"/>
         <w:ind w:left="0" w:right="0" w:firstLine="0"/>
         <w:jc w:val="left"/>
-        <w:rPr/>
+        <w:rPr>
+          <w:b w:val="1"/>
+          <w:bCs w:val="1"/>
+        </w:rPr>
       </w:pPr>
       <w:r>
         <w:rPr>
